--- a/src/content/bios/Rooth-I 2025.docx
+++ b/src/content/bios/Rooth-I 2025.docx
@@ -1,6 +1,6 @@
 
 <file path=word/document.xml><?xml version="1.0" encoding="utf-8"?>
-<w:document xmlns:wpc="http://schemas.microsoft.com/office/word/2010/wordprocessingCanvas" xmlns:cx="http://schemas.microsoft.com/office/drawing/2014/chartex" xmlns:cx1="http://schemas.microsoft.com/office/drawing/2015/9/8/chartex" xmlns:cx2="http://schemas.microsoft.com/office/drawing/2015/10/21/chartex" xmlns:cx3="http://schemas.microsoft.com/office/drawing/2016/5/9/chartex" xmlns:cx4="http://schemas.microsoft.com/office/drawing/2016/5/10/chartex" xmlns:cx5="http://schemas.microsoft.com/office/drawing/2016/5/11/chartex" xmlns:cx6="http://schemas.microsoft.com/office/drawing/2016/5/12/chartex" xmlns:cx7="http://schemas.microsoft.com/office/drawing/2016/5/13/chartex" xmlns:cx8="http://schemas.microsoft.com/office/drawing/2016/5/14/chartex" xmlns:mc="http://schemas.openxmlformats.org/markup-compatibility/2006" xmlns:aink="http://schemas.microsoft.com/office/drawing/2016/ink" xmlns:am3d="http://schemas.microsoft.com/office/drawing/2017/model3d" xmlns:o="urn:schemas-microsoft-com:office:office" xmlns:oel="http://schemas.microsoft.com/office/2019/extlst" xmlns:r="http://schemas.openxmlformats.org/officeDocument/2006/relationships" xmlns:m="http://schemas.openxmlformats.org/officeDocument/2006/math" xmlns:v="urn:schemas-microsoft-com:vml" xmlns:wp14="http://schemas.microsoft.com/office/word/2010/wordprocessingDrawing" xmlns:wp="http://schemas.openxmlformats.org/drawingml/2006/wordprocessingDrawing" xmlns:w10="urn:schemas-microsoft-com:office:word" xmlns:w="http://schemas.openxmlformats.org/wordprocessingml/2006/main" xmlns:w14="http://schemas.microsoft.com/office/word/2010/wordml" xmlns:w15="http://schemas.microsoft.com/office/word/2012/wordml" xmlns:w16cex="http://schemas.microsoft.com/office/word/2018/wordml/cex" xmlns:w16cid="http://schemas.microsoft.com/office/word/2016/wordml/cid" xmlns:w16="http://schemas.microsoft.com/office/word/2018/wordml" xmlns:w16du="http://schemas.microsoft.com/office/word/2023/wordml/word16du" xmlns:w16sdtdh="http://schemas.microsoft.com/office/word/2020/wordml/sdtdatahash" xmlns:w16sdtfl="http://schemas.microsoft.com/office/word/2024/wordml/sdtformatlock" xmlns:w16se="http://schemas.microsoft.com/office/word/2015/wordml/symex" xmlns:wpg="http://schemas.microsoft.com/office/word/2010/wordprocessingGroup" xmlns:wpi="http://schemas.microsoft.com/office/word/2010/wordprocessingInk" xmlns:wne="http://schemas.microsoft.com/office/word/2006/wordml" xmlns:wps="http://schemas.microsoft.com/office/word/2010/wordprocessingShape" mc:Ignorable="w14 w15 w16se w16cid w16 w16cex w16sdtdh w16sdtfl w16du wp14">
+<w:document xmlns:wpc="http://schemas.microsoft.com/office/word/2010/wordprocessingCanvas" xmlns:cx="http://schemas.microsoft.com/office/drawing/2014/chartex" xmlns:cx1="http://schemas.microsoft.com/office/drawing/2015/9/8/chartex" xmlns:cx2="http://schemas.microsoft.com/office/drawing/2015/10/21/chartex" xmlns:cx3="http://schemas.microsoft.com/office/drawing/2016/5/9/chartex" xmlns:cx4="http://schemas.microsoft.com/office/drawing/2016/5/10/chartex" xmlns:cx5="http://schemas.microsoft.com/office/drawing/2016/5/11/chartex" xmlns:cx6="http://schemas.microsoft.com/office/drawing/2016/5/12/chartex" xmlns:cx7="http://schemas.microsoft.com/office/drawing/2016/5/13/chartex" xmlns:cx8="http://schemas.microsoft.com/office/drawing/2016/5/14/chartex" xmlns:mc="http://schemas.openxmlformats.org/markup-compatibility/2006" xmlns:m="http://schemas.openxmlformats.org/officeDocument/2006/math" xmlns:aink="http://schemas.microsoft.com/office/drawing/2016/ink" xmlns:am3d="http://schemas.microsoft.com/office/drawing/2017/model3d" xmlns:oel="http://schemas.microsoft.com/office/2019/extlst" xmlns:r="http://schemas.openxmlformats.org/officeDocument/2006/relationships" xmlns:wp14="http://schemas.microsoft.com/office/word/2010/wordprocessingDrawing" xmlns:wp="http://schemas.openxmlformats.org/drawingml/2006/wordprocessingDrawing" xmlns:wpg="http://schemas.microsoft.com/office/word/2010/wordprocessingGroup" xmlns:wpi="http://schemas.microsoft.com/office/word/2010/wordprocessingInk" xmlns:wps="http://schemas.microsoft.com/office/word/2010/wordprocessingShape" xmlns:o="urn:schemas-microsoft-com:office:office" xmlns:v="urn:schemas-microsoft-com:vml" xmlns:w10="urn:schemas-microsoft-com:office:word" xmlns:w="http://schemas.openxmlformats.org/wordprocessingml/2006/main" xmlns:w14="http://schemas.microsoft.com/office/word/2010/wordml" xmlns:w15="http://schemas.microsoft.com/office/word/2012/wordml" xmlns:w16cei="http://schemas.microsoft.com/office/word/2026/wordml/cei" xmlns:w16cex="http://schemas.microsoft.com/office/word/2018/wordml/cex" xmlns:w16cid="http://schemas.microsoft.com/office/word/2016/wordml/cid" xmlns:w16="http://schemas.microsoft.com/office/word/2018/wordml" xmlns:w16sdtdh="http://schemas.microsoft.com/office/word/2020/wordml/sdtdatahash" xmlns:w16sdtfl="http://schemas.microsoft.com/office/word/2024/wordml/sdtformatlock" xmlns:w16se="http://schemas.microsoft.com/office/word/2015/wordml/symex" xmlns:w16du="http://schemas.microsoft.com/office/word/2023/wordml/word16du" xmlns:wne="http://schemas.microsoft.com/office/word/2006/wordml" mc:Ignorable="w14 w15 w16se w16cid w16 w16cex w16sdtdh w16sdtfl w16du wp14">
   <w:body>
     <w:p>
       <w:pPr>
@@ -57,106 +57,90 @@
           <w:b/>
           <w:bCs/>
         </w:rPr>
-        <w:t xml:space="preserve"> 27 February 1972 in </w:t>
-      </w:r>
-      <w:proofErr w:type="spellStart"/>
+        <w:t xml:space="preserve"> 27 February 1972 in Lidingö, Sweden. He was the son of Otto Daniel Rooth, </w:t>
+      </w:r>
       <w:r>
         <w:rPr>
           <w:b/>
           <w:bCs/>
         </w:rPr>
-        <w:t>Lidingö</w:t>
-      </w:r>
-      <w:proofErr w:type="spellEnd"/>
+        <w:t>director of lotteries</w:t>
+      </w:r>
       <w:r>
         <w:rPr>
           <w:b/>
           <w:bCs/>
         </w:rPr>
-        <w:t xml:space="preserve">, Sweden. He was the son of Otto Daniel Rooth, </w:t>
+        <w:t xml:space="preserve">, and Ellen Hertzman. On 1 September 1914 he married Ingrid Maria Lundgren, gymnastics </w:t>
       </w:r>
       <w:r>
         <w:rPr>
           <w:b/>
           <w:bCs/>
         </w:rPr>
-        <w:t>director of lotteries</w:t>
+        <w:t xml:space="preserve">teacher, with whom he had one daughter and </w:t>
       </w:r>
       <w:r>
         <w:rPr>
           <w:b/>
           <w:bCs/>
         </w:rPr>
-        <w:t xml:space="preserve">, and Ellen Hertzman. On 1 September 1914 he married Ingrid Maria Lundgren, gymnastics </w:t>
+        <w:t>two</w:t>
       </w:r>
       <w:r>
         <w:rPr>
           <w:b/>
           <w:bCs/>
         </w:rPr>
-        <w:t xml:space="preserve">teacher, with whom he had one daughter and </w:t>
+        <w:t xml:space="preserve"> son</w:t>
       </w:r>
       <w:r>
         <w:rPr>
           <w:b/>
           <w:bCs/>
         </w:rPr>
-        <w:t>two</w:t>
+        <w:t>s</w:t>
       </w:r>
       <w:r>
         <w:rPr>
           <w:b/>
           <w:bCs/>
         </w:rPr>
-        <w:t xml:space="preserve"> son</w:t>
+        <w:t xml:space="preserve">. After their divorce in 1931 he married Ingrid Margareta Söderlind, </w:t>
       </w:r>
       <w:r>
         <w:rPr>
           <w:b/>
           <w:bCs/>
         </w:rPr>
-        <w:t>s</w:t>
+        <w:t xml:space="preserve">agency </w:t>
       </w:r>
       <w:r>
         <w:rPr>
           <w:b/>
           <w:bCs/>
         </w:rPr>
-        <w:t xml:space="preserve">. After their divorce in 1931 he married Ingrid Margareta Söderlind, </w:t>
+        <w:t>manager, with whom he had one son</w:t>
       </w:r>
       <w:r>
         <w:rPr>
           <w:b/>
           <w:bCs/>
         </w:rPr>
-        <w:t xml:space="preserve">agency </w:t>
+        <w:t xml:space="preserve">, </w:t>
       </w:r>
       <w:r>
         <w:rPr>
           <w:b/>
           <w:bCs/>
         </w:rPr>
-        <w:t>manager, with whom he had one son</w:t>
+        <w:t>on 19 July 1931</w:t>
       </w:r>
       <w:r>
         <w:rPr>
           <w:b/>
           <w:bCs/>
         </w:rPr>
-        <w:t xml:space="preserve">, </w:t>
-      </w:r>
-      <w:r>
-        <w:rPr>
-          <w:b/>
-          <w:bCs/>
-        </w:rPr>
-        <w:t>on 19 July 1931</w:t>
-      </w:r>
-      <w:r>
-        <w:rPr>
-          <w:b/>
-          <w:bCs/>
-        </w:rPr>
         <w:t xml:space="preserve">. </w:t>
       </w:r>
     </w:p>
@@ -183,9 +167,9 @@
           <w:noProof/>
         </w:rPr>
         <w:drawing>
-          <wp:inline distT="0" distB="0" distL="0" distR="0" wp14:anchorId="1F391E79" wp14:editId="589886A8">
-            <wp:extent cx="1447800" cy="1905000"/>
-            <wp:effectExtent l="0" t="0" r="0" b="0"/>
+          <wp:inline distT="0" distB="0" distL="0" distR="0" wp14:anchorId="1F391E79" wp14:editId="0DF0FEEA">
+            <wp:extent cx="2082800" cy="2740526"/>
+            <wp:effectExtent l="0" t="0" r="0" b="3175"/>
             <wp:docPr id="1150025634" name="Afbeelding 2" descr="Ivar Rooth, from Sweden, was Managing Director from 1951 to 1956."/>
             <wp:cNvGraphicFramePr>
               <a:graphicFrameLocks xmlns:a="http://schemas.openxmlformats.org/drawingml/2006/main" noChangeAspect="1"/>
@@ -215,7 +199,7 @@
                   <pic:spPr bwMode="auto">
                     <a:xfrm>
                       <a:off x="0" y="0"/>
-                      <a:ext cx="1447800" cy="1905000"/>
+                      <a:ext cx="2091209" cy="2751590"/>
                     </a:xfrm>
                     <a:prstGeom prst="rect">
                       <a:avLst/>
@@ -248,15 +232,18 @@
       <w:r>
         <w:t xml:space="preserve">: </w:t>
       </w:r>
-      <w:hyperlink r:id="rId9" w:history="1">
-        <w:r>
-          <w:rPr>
-            <w:rStyle w:val="Hyperlink"/>
-            <w:u w:val="none"/>
-          </w:rPr>
-          <w:t>www.flickr.com/photos/imfphoto/5881758705/</w:t>
-        </w:r>
-      </w:hyperlink>
+      <w:r>
+        <w:rPr>
+          <w:rFonts w:cs="Times New Roman"/>
+        </w:rPr>
+        <w:t>Rooth, n.d., IMF</w:t>
+      </w:r>
+      <w:r>
+        <w:rPr>
+          <w:rFonts w:cs="Times New Roman"/>
+        </w:rPr>
+        <w:t>, Flickr</w:t>
+      </w:r>
       <w:r>
         <w:t xml:space="preserve"> </w:t>
       </w:r>
@@ -608,7 +595,11 @@
         <w:t>as well as</w:t>
       </w:r>
       <w:r>
-        <w:t xml:space="preserve"> listening to the views of economists (</w:t>
+        <w:t xml:space="preserve"> </w:t>
+      </w:r>
+      <w:r>
+        <w:lastRenderedPageBreak/>
+        <w:t>listening to the views of economists (</w:t>
       </w:r>
       <w:proofErr w:type="spellStart"/>
       <w:r>
@@ -658,11 +649,7 @@
         <w:t xml:space="preserve">so-called </w:t>
       </w:r>
       <w:r>
-        <w:t xml:space="preserve">Rockefeller </w:t>
-      </w:r>
-      <w:r>
-        <w:lastRenderedPageBreak/>
-        <w:t>scholar in 1931-193</w:t>
+        <w:t>Rockefeller scholar in 1931-193</w:t>
       </w:r>
       <w:r>
         <w:t>3</w:t>
@@ -1033,7 +1020,11 @@
         <w:t>(1947-1961).</w:t>
       </w:r>
       <w:r>
-        <w:t xml:space="preserve"> In Sweden Rooth also undertook the duties of attorney for the Swedish Post Office Savings Bank (1944-1948) and the state’s Pension Fund (1946-1948).</w:t>
+        <w:t xml:space="preserve"> In Sweden Rooth also undertook the duties </w:t>
+      </w:r>
+      <w:r>
+        <w:lastRenderedPageBreak/>
+        <w:t>of attorney for the Swedish Post Office Savings Bank (1944-1948) and the state’s Pension Fund (1946-1948).</w:t>
       </w:r>
     </w:p>
     <w:p>
@@ -1054,11 +1045,7 @@
         <w:t xml:space="preserve"> Rooth</w:t>
       </w:r>
       <w:r>
-        <w:t xml:space="preserve">, resulting from a conflict with the Social Democratic government, which wanted to keep rents down and prevented the Central Bank </w:t>
-      </w:r>
-      <w:r>
-        <w:lastRenderedPageBreak/>
-        <w:t xml:space="preserve">from raising interest rates. In Rooth’s eyes, however, keeping a low interest rate entailed the risk of inflation. </w:t>
+        <w:t xml:space="preserve">, resulting from a conflict with the Social Democratic government, which wanted to keep rents down and prevented the Central Bank from raising interest rates. In Rooth’s eyes, however, keeping a low interest rate entailed the risk of inflation. </w:t>
       </w:r>
       <w:r>
         <w:t xml:space="preserve">This dispute </w:t>
@@ -1451,7 +1438,11 @@
         <w:t xml:space="preserve">s access to negotiate higher tranches on the conditionality that certain policy measures were taken. </w:t>
       </w:r>
       <w:r>
-        <w:t xml:space="preserve">Both Gutt and Rooth were driven </w:t>
+        <w:t xml:space="preserve">Both </w:t>
+      </w:r>
+      <w:r>
+        <w:lastRenderedPageBreak/>
+        <w:t xml:space="preserve">Gutt and Rooth were driven </w:t>
       </w:r>
       <w:r>
         <w:t>by</w:t>
@@ -1475,11 +1466,7 @@
         <w:t>appointed a staff working party to draft specific recommendations.</w:t>
       </w:r>
       <w:r>
-        <w:t xml:space="preserve"> Most </w:t>
-      </w:r>
-      <w:r>
-        <w:lastRenderedPageBreak/>
-        <w:t xml:space="preserve">of the IMF staff had been with the organization for a long time (since Bretton Woods) and had a high level of expertise, with a specialized training programme since April 1950. They signed a statement that they would not accept instructions from any country and enjoyed </w:t>
+        <w:t xml:space="preserve"> Most of the IMF staff had been with the organization for a long time (since Bretton Woods) and had a high level of expertise, with a specialized training programme since April 1950. They signed a statement that they would not accept instructions from any country and enjoyed </w:t>
       </w:r>
       <w:proofErr w:type="gramStart"/>
       <w:r>
@@ -1748,7 +1735,11 @@
         <w:t>consultations the IMF therefore emphasized the control of bank credit</w:t>
       </w:r>
       <w:r>
-        <w:t xml:space="preserve"> to its member states. </w:t>
+        <w:t xml:space="preserve"> to its </w:t>
+      </w:r>
+      <w:r>
+        <w:lastRenderedPageBreak/>
+        <w:t xml:space="preserve">member states. </w:t>
       </w:r>
       <w:r>
         <w:t xml:space="preserve">In 1957 </w:t>
@@ -1787,7 +1778,6 @@
         <w:jc w:val="both"/>
       </w:pPr>
       <w:r>
-        <w:lastRenderedPageBreak/>
         <w:t>In this period of disagreement with the UK</w:t>
       </w:r>
       <w:r>
@@ -2115,7 +2105,7 @@
       <w:r>
         <w:t xml:space="preserve"> Washington DC, US, see </w:t>
       </w:r>
-      <w:hyperlink r:id="rId10" w:history="1">
+      <w:hyperlink r:id="rId9" w:history="1">
         <w:r>
           <w:rPr>
             <w:rStyle w:val="Hyperlink"/>
@@ -2148,7 +2138,7 @@
       <w:r>
         <w:t xml:space="preserve">see </w:t>
       </w:r>
-      <w:hyperlink r:id="rId11" w:history="1">
+      <w:hyperlink r:id="rId10" w:history="1">
         <w:r>
           <w:rPr>
             <w:rStyle w:val="Hyperlink"/>
@@ -2987,7 +2977,7 @@
         </w:rPr>
         <w:t xml:space="preserve">see </w:t>
       </w:r>
-      <w:hyperlink r:id="rId12" w:history="1">
+      <w:hyperlink r:id="rId11" w:history="1">
         <w:r>
           <w:rPr>
             <w:rStyle w:val="Hyperlink"/>
@@ -3156,7 +3146,6 @@
           <w:color w:val="000000" w:themeColor="text1"/>
           <w:shd w:val="clear" w:color="auto" w:fill="FFFFFF"/>
         </w:rPr>
-        <w:lastRenderedPageBreak/>
         <w:t xml:space="preserve">Bankier van de </w:t>
       </w:r>
       <w:proofErr w:type="spellStart"/>
@@ -3272,7 +3261,29 @@
           <w:color w:val="000000" w:themeColor="text1"/>
           <w:shd w:val="clear" w:color="auto" w:fill="FFFFFF"/>
         </w:rPr>
-        <w:t xml:space="preserve"> Riksbank Economic Review</w:t>
+        <w:t xml:space="preserve"> </w:t>
+      </w:r>
+      <w:proofErr w:type="spellStart"/>
+      <w:r>
+        <w:rPr>
+          <w:rFonts w:cs="Times New Roman"/>
+          <w:i/>
+          <w:iCs/>
+          <w:color w:val="000000" w:themeColor="text1"/>
+          <w:shd w:val="clear" w:color="auto" w:fill="FFFFFF"/>
+        </w:rPr>
+        <w:t>Riksbank</w:t>
+      </w:r>
+      <w:proofErr w:type="spellEnd"/>
+      <w:r>
+        <w:rPr>
+          <w:rFonts w:cs="Times New Roman"/>
+          <w:i/>
+          <w:iCs/>
+          <w:color w:val="000000" w:themeColor="text1"/>
+          <w:shd w:val="clear" w:color="auto" w:fill="FFFFFF"/>
+        </w:rPr>
+        <w:t xml:space="preserve"> Economic Review</w:t>
       </w:r>
       <w:r>
         <w:rPr>
@@ -3602,7 +3613,7 @@
         </w:rPr>
         <w:t xml:space="preserve">, </w:t>
       </w:r>
-      <w:hyperlink r:id="rId13" w:history="1">
+      <w:hyperlink r:id="rId12" w:history="1">
         <w:r>
           <w:rPr>
             <w:color w:val="000000" w:themeColor="text1"/>
@@ -3804,7 +3815,7 @@
         </w:rPr>
         <w:t xml:space="preserve">Jaci L. Eisenberg, </w:t>
       </w:r>
-      <w:hyperlink r:id="rId14" w:history="1">
+      <w:hyperlink r:id="rId13" w:history="1">
         <w:r>
           <w:rPr>
             <w:rStyle w:val="Hyperlink"/>
@@ -3842,9 +3853,9 @@
       </w:pPr>
     </w:p>
     <w:sectPr>
-      <w:headerReference w:type="even" r:id="rId15"/>
-      <w:headerReference w:type="default" r:id="rId16"/>
-      <w:footerReference w:type="default" r:id="rId17"/>
+      <w:headerReference w:type="even" r:id="rId14"/>
+      <w:headerReference w:type="default" r:id="rId15"/>
+      <w:footerReference w:type="default" r:id="rId16"/>
       <w:pgSz w:w="11900" w:h="16840"/>
       <w:pgMar w:top="1417" w:right="1417" w:bottom="1417" w:left="1417" w:header="708" w:footer="708" w:gutter="0"/>
       <w:cols w:space="708"/>
@@ -3855,7 +3866,7 @@
 </file>
 
 <file path=word/endnotes.xml><?xml version="1.0" encoding="utf-8"?>
-<w:endnotes xmlns:wpc="http://schemas.microsoft.com/office/word/2010/wordprocessingCanvas" xmlns:cx="http://schemas.microsoft.com/office/drawing/2014/chartex" xmlns:cx1="http://schemas.microsoft.com/office/drawing/2015/9/8/chartex" xmlns:cx2="http://schemas.microsoft.com/office/drawing/2015/10/21/chartex" xmlns:cx3="http://schemas.microsoft.com/office/drawing/2016/5/9/chartex" xmlns:cx4="http://schemas.microsoft.com/office/drawing/2016/5/10/chartex" xmlns:cx5="http://schemas.microsoft.com/office/drawing/2016/5/11/chartex" xmlns:cx6="http://schemas.microsoft.com/office/drawing/2016/5/12/chartex" xmlns:cx7="http://schemas.microsoft.com/office/drawing/2016/5/13/chartex" xmlns:cx8="http://schemas.microsoft.com/office/drawing/2016/5/14/chartex" xmlns:mc="http://schemas.openxmlformats.org/markup-compatibility/2006" xmlns:aink="http://schemas.microsoft.com/office/drawing/2016/ink" xmlns:am3d="http://schemas.microsoft.com/office/drawing/2017/model3d" xmlns:o="urn:schemas-microsoft-com:office:office" xmlns:oel="http://schemas.microsoft.com/office/2019/extlst" xmlns:r="http://schemas.openxmlformats.org/officeDocument/2006/relationships" xmlns:m="http://schemas.openxmlformats.org/officeDocument/2006/math" xmlns:v="urn:schemas-microsoft-com:vml" xmlns:wp14="http://schemas.microsoft.com/office/word/2010/wordprocessingDrawing" xmlns:wp="http://schemas.openxmlformats.org/drawingml/2006/wordprocessingDrawing" xmlns:w10="urn:schemas-microsoft-com:office:word" xmlns:w="http://schemas.openxmlformats.org/wordprocessingml/2006/main" xmlns:w14="http://schemas.microsoft.com/office/word/2010/wordml" xmlns:w15="http://schemas.microsoft.com/office/word/2012/wordml" xmlns:w16cex="http://schemas.microsoft.com/office/word/2018/wordml/cex" xmlns:w16cid="http://schemas.microsoft.com/office/word/2016/wordml/cid" xmlns:w16="http://schemas.microsoft.com/office/word/2018/wordml" xmlns:w16du="http://schemas.microsoft.com/office/word/2023/wordml/word16du" xmlns:w16sdtdh="http://schemas.microsoft.com/office/word/2020/wordml/sdtdatahash" xmlns:w16sdtfl="http://schemas.microsoft.com/office/word/2024/wordml/sdtformatlock" xmlns:w16se="http://schemas.microsoft.com/office/word/2015/wordml/symex" xmlns:wpg="http://schemas.microsoft.com/office/word/2010/wordprocessingGroup" xmlns:wpi="http://schemas.microsoft.com/office/word/2010/wordprocessingInk" xmlns:wne="http://schemas.microsoft.com/office/word/2006/wordml" xmlns:wps="http://schemas.microsoft.com/office/word/2010/wordprocessingShape" mc:Ignorable="w14 w15 w16se w16cid w16 w16cex w16sdtdh w16sdtfl w16du wp14">
+<w:endnotes xmlns:wpc="http://schemas.microsoft.com/office/word/2010/wordprocessingCanvas" xmlns:cx="http://schemas.microsoft.com/office/drawing/2014/chartex" xmlns:cx1="http://schemas.microsoft.com/office/drawing/2015/9/8/chartex" xmlns:cx2="http://schemas.microsoft.com/office/drawing/2015/10/21/chartex" xmlns:cx3="http://schemas.microsoft.com/office/drawing/2016/5/9/chartex" xmlns:cx4="http://schemas.microsoft.com/office/drawing/2016/5/10/chartex" xmlns:cx5="http://schemas.microsoft.com/office/drawing/2016/5/11/chartex" xmlns:cx6="http://schemas.microsoft.com/office/drawing/2016/5/12/chartex" xmlns:cx7="http://schemas.microsoft.com/office/drawing/2016/5/13/chartex" xmlns:cx8="http://schemas.microsoft.com/office/drawing/2016/5/14/chartex" xmlns:mc="http://schemas.openxmlformats.org/markup-compatibility/2006" xmlns:m="http://schemas.openxmlformats.org/officeDocument/2006/math" xmlns:aink="http://schemas.microsoft.com/office/drawing/2016/ink" xmlns:am3d="http://schemas.microsoft.com/office/drawing/2017/model3d" xmlns:oel="http://schemas.microsoft.com/office/2019/extlst" xmlns:r="http://schemas.openxmlformats.org/officeDocument/2006/relationships" xmlns:wp14="http://schemas.microsoft.com/office/word/2010/wordprocessingDrawing" xmlns:wp="http://schemas.openxmlformats.org/drawingml/2006/wordprocessingDrawing" xmlns:wpg="http://schemas.microsoft.com/office/word/2010/wordprocessingGroup" xmlns:wpi="http://schemas.microsoft.com/office/word/2010/wordprocessingInk" xmlns:wps="http://schemas.microsoft.com/office/word/2010/wordprocessingShape" xmlns:o="urn:schemas-microsoft-com:office:office" xmlns:v="urn:schemas-microsoft-com:vml" xmlns:w10="urn:schemas-microsoft-com:office:word" xmlns:w="http://schemas.openxmlformats.org/wordprocessingml/2006/main" xmlns:w14="http://schemas.microsoft.com/office/word/2010/wordml" xmlns:w15="http://schemas.microsoft.com/office/word/2012/wordml" xmlns:w16cei="http://schemas.microsoft.com/office/word/2026/wordml/cei" xmlns:w16cex="http://schemas.microsoft.com/office/word/2018/wordml/cex" xmlns:w16cid="http://schemas.microsoft.com/office/word/2016/wordml/cid" xmlns:w16="http://schemas.microsoft.com/office/word/2018/wordml" xmlns:w16sdtdh="http://schemas.microsoft.com/office/word/2020/wordml/sdtdatahash" xmlns:w16sdtfl="http://schemas.microsoft.com/office/word/2024/wordml/sdtformatlock" xmlns:w16se="http://schemas.microsoft.com/office/word/2015/wordml/symex" xmlns:w16du="http://schemas.microsoft.com/office/word/2023/wordml/word16du" xmlns:wne="http://schemas.microsoft.com/office/word/2006/wordml" mc:Ignorable="w14 w15 w16se w16cid w16 w16cex w16sdtdh w16sdtfl w16du wp14">
   <w:endnote w:type="separator" w:id="-1">
     <w:p>
       <w:r>
@@ -3874,7 +3885,7 @@
 </file>
 
 <file path=word/footer1.xml><?xml version="1.0" encoding="utf-8"?>
-<w:ftr xmlns:wpc="http://schemas.microsoft.com/office/word/2010/wordprocessingCanvas" xmlns:cx="http://schemas.microsoft.com/office/drawing/2014/chartex" xmlns:cx1="http://schemas.microsoft.com/office/drawing/2015/9/8/chartex" xmlns:cx2="http://schemas.microsoft.com/office/drawing/2015/10/21/chartex" xmlns:cx3="http://schemas.microsoft.com/office/drawing/2016/5/9/chartex" xmlns:cx4="http://schemas.microsoft.com/office/drawing/2016/5/10/chartex" xmlns:cx5="http://schemas.microsoft.com/office/drawing/2016/5/11/chartex" xmlns:cx6="http://schemas.microsoft.com/office/drawing/2016/5/12/chartex" xmlns:cx7="http://schemas.microsoft.com/office/drawing/2016/5/13/chartex" xmlns:cx8="http://schemas.microsoft.com/office/drawing/2016/5/14/chartex" xmlns:mc="http://schemas.openxmlformats.org/markup-compatibility/2006" xmlns:aink="http://schemas.microsoft.com/office/drawing/2016/ink" xmlns:am3d="http://schemas.microsoft.com/office/drawing/2017/model3d" xmlns:o="urn:schemas-microsoft-com:office:office" xmlns:oel="http://schemas.microsoft.com/office/2019/extlst" xmlns:r="http://schemas.openxmlformats.org/officeDocument/2006/relationships" xmlns:m="http://schemas.openxmlformats.org/officeDocument/2006/math" xmlns:v="urn:schemas-microsoft-com:vml" xmlns:wp14="http://schemas.microsoft.com/office/word/2010/wordprocessingDrawing" xmlns:wp="http://schemas.openxmlformats.org/drawingml/2006/wordprocessingDrawing" xmlns:w10="urn:schemas-microsoft-com:office:word" xmlns:w="http://schemas.openxmlformats.org/wordprocessingml/2006/main" xmlns:w14="http://schemas.microsoft.com/office/word/2010/wordml" xmlns:w15="http://schemas.microsoft.com/office/word/2012/wordml" xmlns:w16cex="http://schemas.microsoft.com/office/word/2018/wordml/cex" xmlns:w16cid="http://schemas.microsoft.com/office/word/2016/wordml/cid" xmlns:w16="http://schemas.microsoft.com/office/word/2018/wordml" xmlns:w16du="http://schemas.microsoft.com/office/word/2023/wordml/word16du" xmlns:w16sdtdh="http://schemas.microsoft.com/office/word/2020/wordml/sdtdatahash" xmlns:w16sdtfl="http://schemas.microsoft.com/office/word/2024/wordml/sdtformatlock" xmlns:w16se="http://schemas.microsoft.com/office/word/2015/wordml/symex" xmlns:wpg="http://schemas.microsoft.com/office/word/2010/wordprocessingGroup" xmlns:wpi="http://schemas.microsoft.com/office/word/2010/wordprocessingInk" xmlns:wne="http://schemas.microsoft.com/office/word/2006/wordml" xmlns:wps="http://schemas.microsoft.com/office/word/2010/wordprocessingShape" mc:Ignorable="w14 w15 w16se w16cid w16 w16cex w16sdtdh w16sdtfl w16du wp14">
+<w:ftr xmlns:wpc="http://schemas.microsoft.com/office/word/2010/wordprocessingCanvas" xmlns:cx="http://schemas.microsoft.com/office/drawing/2014/chartex" xmlns:cx1="http://schemas.microsoft.com/office/drawing/2015/9/8/chartex" xmlns:cx2="http://schemas.microsoft.com/office/drawing/2015/10/21/chartex" xmlns:cx3="http://schemas.microsoft.com/office/drawing/2016/5/9/chartex" xmlns:cx4="http://schemas.microsoft.com/office/drawing/2016/5/10/chartex" xmlns:cx5="http://schemas.microsoft.com/office/drawing/2016/5/11/chartex" xmlns:cx6="http://schemas.microsoft.com/office/drawing/2016/5/12/chartex" xmlns:cx7="http://schemas.microsoft.com/office/drawing/2016/5/13/chartex" xmlns:cx8="http://schemas.microsoft.com/office/drawing/2016/5/14/chartex" xmlns:mc="http://schemas.openxmlformats.org/markup-compatibility/2006" xmlns:m="http://schemas.openxmlformats.org/officeDocument/2006/math" xmlns:aink="http://schemas.microsoft.com/office/drawing/2016/ink" xmlns:am3d="http://schemas.microsoft.com/office/drawing/2017/model3d" xmlns:oel="http://schemas.microsoft.com/office/2019/extlst" xmlns:r="http://schemas.openxmlformats.org/officeDocument/2006/relationships" xmlns:wp14="http://schemas.microsoft.com/office/word/2010/wordprocessingDrawing" xmlns:wp="http://schemas.openxmlformats.org/drawingml/2006/wordprocessingDrawing" xmlns:wpg="http://schemas.microsoft.com/office/word/2010/wordprocessingGroup" xmlns:wpi="http://schemas.microsoft.com/office/word/2010/wordprocessingInk" xmlns:wps="http://schemas.microsoft.com/office/word/2010/wordprocessingShape" xmlns:o="urn:schemas-microsoft-com:office:office" xmlns:v="urn:schemas-microsoft-com:vml" xmlns:w10="urn:schemas-microsoft-com:office:word" xmlns:w="http://schemas.openxmlformats.org/wordprocessingml/2006/main" xmlns:w14="http://schemas.microsoft.com/office/word/2010/wordml" xmlns:w15="http://schemas.microsoft.com/office/word/2012/wordml" xmlns:w16cei="http://schemas.microsoft.com/office/word/2026/wordml/cei" xmlns:w16cex="http://schemas.microsoft.com/office/word/2018/wordml/cex" xmlns:w16cid="http://schemas.microsoft.com/office/word/2016/wordml/cid" xmlns:w16="http://schemas.microsoft.com/office/word/2018/wordml" xmlns:w16sdtdh="http://schemas.microsoft.com/office/word/2020/wordml/sdtdatahash" xmlns:w16sdtfl="http://schemas.microsoft.com/office/word/2024/wordml/sdtformatlock" xmlns:w16se="http://schemas.microsoft.com/office/word/2015/wordml/symex" xmlns:w16du="http://schemas.microsoft.com/office/word/2023/wordml/word16du" xmlns:wne="http://schemas.microsoft.com/office/word/2006/wordml" mc:Ignorable="w14 w15 w16se w16cid w16 w16cex w16sdtdh w16sdtfl w16du wp14">
   <w:p>
     <w:pPr>
       <w:pStyle w:val="Voettekst"/>
@@ -3923,7 +3934,7 @@
 </file>
 
 <file path=word/footnotes.xml><?xml version="1.0" encoding="utf-8"?>
-<w:footnotes xmlns:wpc="http://schemas.microsoft.com/office/word/2010/wordprocessingCanvas" xmlns:cx="http://schemas.microsoft.com/office/drawing/2014/chartex" xmlns:cx1="http://schemas.microsoft.com/office/drawing/2015/9/8/chartex" xmlns:cx2="http://schemas.microsoft.com/office/drawing/2015/10/21/chartex" xmlns:cx3="http://schemas.microsoft.com/office/drawing/2016/5/9/chartex" xmlns:cx4="http://schemas.microsoft.com/office/drawing/2016/5/10/chartex" xmlns:cx5="http://schemas.microsoft.com/office/drawing/2016/5/11/chartex" xmlns:cx6="http://schemas.microsoft.com/office/drawing/2016/5/12/chartex" xmlns:cx7="http://schemas.microsoft.com/office/drawing/2016/5/13/chartex" xmlns:cx8="http://schemas.microsoft.com/office/drawing/2016/5/14/chartex" xmlns:mc="http://schemas.openxmlformats.org/markup-compatibility/2006" xmlns:aink="http://schemas.microsoft.com/office/drawing/2016/ink" xmlns:am3d="http://schemas.microsoft.com/office/drawing/2017/model3d" xmlns:o="urn:schemas-microsoft-com:office:office" xmlns:oel="http://schemas.microsoft.com/office/2019/extlst" xmlns:r="http://schemas.openxmlformats.org/officeDocument/2006/relationships" xmlns:m="http://schemas.openxmlformats.org/officeDocument/2006/math" xmlns:v="urn:schemas-microsoft-com:vml" xmlns:wp14="http://schemas.microsoft.com/office/word/2010/wordprocessingDrawing" xmlns:wp="http://schemas.openxmlformats.org/drawingml/2006/wordprocessingDrawing" xmlns:w10="urn:schemas-microsoft-com:office:word" xmlns:w="http://schemas.openxmlformats.org/wordprocessingml/2006/main" xmlns:w14="http://schemas.microsoft.com/office/word/2010/wordml" xmlns:w15="http://schemas.microsoft.com/office/word/2012/wordml" xmlns:w16cex="http://schemas.microsoft.com/office/word/2018/wordml/cex" xmlns:w16cid="http://schemas.microsoft.com/office/word/2016/wordml/cid" xmlns:w16="http://schemas.microsoft.com/office/word/2018/wordml" xmlns:w16du="http://schemas.microsoft.com/office/word/2023/wordml/word16du" xmlns:w16sdtdh="http://schemas.microsoft.com/office/word/2020/wordml/sdtdatahash" xmlns:w16sdtfl="http://schemas.microsoft.com/office/word/2024/wordml/sdtformatlock" xmlns:w16se="http://schemas.microsoft.com/office/word/2015/wordml/symex" xmlns:wpg="http://schemas.microsoft.com/office/word/2010/wordprocessingGroup" xmlns:wpi="http://schemas.microsoft.com/office/word/2010/wordprocessingInk" xmlns:wne="http://schemas.microsoft.com/office/word/2006/wordml" xmlns:wps="http://schemas.microsoft.com/office/word/2010/wordprocessingShape" mc:Ignorable="w14 w15 w16se w16cid w16 w16cex w16sdtdh w16sdtfl w16du wp14">
+<w:footnotes xmlns:wpc="http://schemas.microsoft.com/office/word/2010/wordprocessingCanvas" xmlns:cx="http://schemas.microsoft.com/office/drawing/2014/chartex" xmlns:cx1="http://schemas.microsoft.com/office/drawing/2015/9/8/chartex" xmlns:cx2="http://schemas.microsoft.com/office/drawing/2015/10/21/chartex" xmlns:cx3="http://schemas.microsoft.com/office/drawing/2016/5/9/chartex" xmlns:cx4="http://schemas.microsoft.com/office/drawing/2016/5/10/chartex" xmlns:cx5="http://schemas.microsoft.com/office/drawing/2016/5/11/chartex" xmlns:cx6="http://schemas.microsoft.com/office/drawing/2016/5/12/chartex" xmlns:cx7="http://schemas.microsoft.com/office/drawing/2016/5/13/chartex" xmlns:cx8="http://schemas.microsoft.com/office/drawing/2016/5/14/chartex" xmlns:mc="http://schemas.openxmlformats.org/markup-compatibility/2006" xmlns:m="http://schemas.openxmlformats.org/officeDocument/2006/math" xmlns:aink="http://schemas.microsoft.com/office/drawing/2016/ink" xmlns:am3d="http://schemas.microsoft.com/office/drawing/2017/model3d" xmlns:oel="http://schemas.microsoft.com/office/2019/extlst" xmlns:r="http://schemas.openxmlformats.org/officeDocument/2006/relationships" xmlns:wp14="http://schemas.microsoft.com/office/word/2010/wordprocessingDrawing" xmlns:wp="http://schemas.openxmlformats.org/drawingml/2006/wordprocessingDrawing" xmlns:wpg="http://schemas.microsoft.com/office/word/2010/wordprocessingGroup" xmlns:wpi="http://schemas.microsoft.com/office/word/2010/wordprocessingInk" xmlns:wps="http://schemas.microsoft.com/office/word/2010/wordprocessingShape" xmlns:o="urn:schemas-microsoft-com:office:office" xmlns:v="urn:schemas-microsoft-com:vml" xmlns:w10="urn:schemas-microsoft-com:office:word" xmlns:w="http://schemas.openxmlformats.org/wordprocessingml/2006/main" xmlns:w14="http://schemas.microsoft.com/office/word/2010/wordml" xmlns:w15="http://schemas.microsoft.com/office/word/2012/wordml" xmlns:w16cei="http://schemas.microsoft.com/office/word/2026/wordml/cei" xmlns:w16cex="http://schemas.microsoft.com/office/word/2018/wordml/cex" xmlns:w16cid="http://schemas.microsoft.com/office/word/2016/wordml/cid" xmlns:w16="http://schemas.microsoft.com/office/word/2018/wordml" xmlns:w16sdtdh="http://schemas.microsoft.com/office/word/2020/wordml/sdtdatahash" xmlns:w16sdtfl="http://schemas.microsoft.com/office/word/2024/wordml/sdtformatlock" xmlns:w16se="http://schemas.microsoft.com/office/word/2015/wordml/symex" xmlns:w16du="http://schemas.microsoft.com/office/word/2023/wordml/word16du" xmlns:wne="http://schemas.microsoft.com/office/word/2006/wordml" mc:Ignorable="w14 w15 w16se w16cid w16 w16cex w16sdtdh w16sdtfl w16du wp14">
   <w:footnote w:type="separator" w:id="-1">
     <w:p>
       <w:r>
@@ -3942,7 +3953,7 @@
 </file>
 
 <file path=word/header1.xml><?xml version="1.0" encoding="utf-8"?>
-<w:hdr xmlns:wpc="http://schemas.microsoft.com/office/word/2010/wordprocessingCanvas" xmlns:cx="http://schemas.microsoft.com/office/drawing/2014/chartex" xmlns:cx1="http://schemas.microsoft.com/office/drawing/2015/9/8/chartex" xmlns:cx2="http://schemas.microsoft.com/office/drawing/2015/10/21/chartex" xmlns:cx3="http://schemas.microsoft.com/office/drawing/2016/5/9/chartex" xmlns:cx4="http://schemas.microsoft.com/office/drawing/2016/5/10/chartex" xmlns:cx5="http://schemas.microsoft.com/office/drawing/2016/5/11/chartex" xmlns:cx6="http://schemas.microsoft.com/office/drawing/2016/5/12/chartex" xmlns:cx7="http://schemas.microsoft.com/office/drawing/2016/5/13/chartex" xmlns:cx8="http://schemas.microsoft.com/office/drawing/2016/5/14/chartex" xmlns:mc="http://schemas.openxmlformats.org/markup-compatibility/2006" xmlns:aink="http://schemas.microsoft.com/office/drawing/2016/ink" xmlns:am3d="http://schemas.microsoft.com/office/drawing/2017/model3d" xmlns:o="urn:schemas-microsoft-com:office:office" xmlns:oel="http://schemas.microsoft.com/office/2019/extlst" xmlns:r="http://schemas.openxmlformats.org/officeDocument/2006/relationships" xmlns:m="http://schemas.openxmlformats.org/officeDocument/2006/math" xmlns:v="urn:schemas-microsoft-com:vml" xmlns:wp14="http://schemas.microsoft.com/office/word/2010/wordprocessingDrawing" xmlns:wp="http://schemas.openxmlformats.org/drawingml/2006/wordprocessingDrawing" xmlns:w10="urn:schemas-microsoft-com:office:word" xmlns:w="http://schemas.openxmlformats.org/wordprocessingml/2006/main" xmlns:w14="http://schemas.microsoft.com/office/word/2010/wordml" xmlns:w15="http://schemas.microsoft.com/office/word/2012/wordml" xmlns:w16cex="http://schemas.microsoft.com/office/word/2018/wordml/cex" xmlns:w16cid="http://schemas.microsoft.com/office/word/2016/wordml/cid" xmlns:w16="http://schemas.microsoft.com/office/word/2018/wordml" xmlns:w16du="http://schemas.microsoft.com/office/word/2023/wordml/word16du" xmlns:w16sdtdh="http://schemas.microsoft.com/office/word/2020/wordml/sdtdatahash" xmlns:w16sdtfl="http://schemas.microsoft.com/office/word/2024/wordml/sdtformatlock" xmlns:w16se="http://schemas.microsoft.com/office/word/2015/wordml/symex" xmlns:wpg="http://schemas.microsoft.com/office/word/2010/wordprocessingGroup" xmlns:wpi="http://schemas.microsoft.com/office/word/2010/wordprocessingInk" xmlns:wne="http://schemas.microsoft.com/office/word/2006/wordml" xmlns:wps="http://schemas.microsoft.com/office/word/2010/wordprocessingShape" mc:Ignorable="w14 w15 w16se w16cid w16 w16cex w16sdtdh w16sdtfl w16du wp14">
+<w:hdr xmlns:wpc="http://schemas.microsoft.com/office/word/2010/wordprocessingCanvas" xmlns:cx="http://schemas.microsoft.com/office/drawing/2014/chartex" xmlns:cx1="http://schemas.microsoft.com/office/drawing/2015/9/8/chartex" xmlns:cx2="http://schemas.microsoft.com/office/drawing/2015/10/21/chartex" xmlns:cx3="http://schemas.microsoft.com/office/drawing/2016/5/9/chartex" xmlns:cx4="http://schemas.microsoft.com/office/drawing/2016/5/10/chartex" xmlns:cx5="http://schemas.microsoft.com/office/drawing/2016/5/11/chartex" xmlns:cx6="http://schemas.microsoft.com/office/drawing/2016/5/12/chartex" xmlns:cx7="http://schemas.microsoft.com/office/drawing/2016/5/13/chartex" xmlns:cx8="http://schemas.microsoft.com/office/drawing/2016/5/14/chartex" xmlns:mc="http://schemas.openxmlformats.org/markup-compatibility/2006" xmlns:m="http://schemas.openxmlformats.org/officeDocument/2006/math" xmlns:aink="http://schemas.microsoft.com/office/drawing/2016/ink" xmlns:am3d="http://schemas.microsoft.com/office/drawing/2017/model3d" xmlns:oel="http://schemas.microsoft.com/office/2019/extlst" xmlns:r="http://schemas.openxmlformats.org/officeDocument/2006/relationships" xmlns:wp14="http://schemas.microsoft.com/office/word/2010/wordprocessingDrawing" xmlns:wp="http://schemas.openxmlformats.org/drawingml/2006/wordprocessingDrawing" xmlns:wpg="http://schemas.microsoft.com/office/word/2010/wordprocessingGroup" xmlns:wpi="http://schemas.microsoft.com/office/word/2010/wordprocessingInk" xmlns:wps="http://schemas.microsoft.com/office/word/2010/wordprocessingShape" xmlns:o="urn:schemas-microsoft-com:office:office" xmlns:v="urn:schemas-microsoft-com:vml" xmlns:w10="urn:schemas-microsoft-com:office:word" xmlns:w="http://schemas.openxmlformats.org/wordprocessingml/2006/main" xmlns:w14="http://schemas.microsoft.com/office/word/2010/wordml" xmlns:w15="http://schemas.microsoft.com/office/word/2012/wordml" xmlns:w16cei="http://schemas.microsoft.com/office/word/2026/wordml/cei" xmlns:w16cex="http://schemas.microsoft.com/office/word/2018/wordml/cex" xmlns:w16cid="http://schemas.microsoft.com/office/word/2016/wordml/cid" xmlns:w16="http://schemas.microsoft.com/office/word/2018/wordml" xmlns:w16sdtdh="http://schemas.microsoft.com/office/word/2020/wordml/sdtdatahash" xmlns:w16sdtfl="http://schemas.microsoft.com/office/word/2024/wordml/sdtformatlock" xmlns:w16se="http://schemas.microsoft.com/office/word/2015/wordml/symex" xmlns:w16du="http://schemas.microsoft.com/office/word/2023/wordml/word16du" xmlns:wne="http://schemas.microsoft.com/office/word/2006/wordml" mc:Ignorable="w14 w15 w16se w16cid w16 w16cex w16sdtdh w16sdtfl w16du wp14">
   <w:sdt>
     <w:sdtPr>
       <w:rPr>
@@ -3999,7 +4010,7 @@
 </file>
 
 <file path=word/header2.xml><?xml version="1.0" encoding="utf-8"?>
-<w:hdr xmlns:wpc="http://schemas.microsoft.com/office/word/2010/wordprocessingCanvas" xmlns:cx="http://schemas.microsoft.com/office/drawing/2014/chartex" xmlns:cx1="http://schemas.microsoft.com/office/drawing/2015/9/8/chartex" xmlns:cx2="http://schemas.microsoft.com/office/drawing/2015/10/21/chartex" xmlns:cx3="http://schemas.microsoft.com/office/drawing/2016/5/9/chartex" xmlns:cx4="http://schemas.microsoft.com/office/drawing/2016/5/10/chartex" xmlns:cx5="http://schemas.microsoft.com/office/drawing/2016/5/11/chartex" xmlns:cx6="http://schemas.microsoft.com/office/drawing/2016/5/12/chartex" xmlns:cx7="http://schemas.microsoft.com/office/drawing/2016/5/13/chartex" xmlns:cx8="http://schemas.microsoft.com/office/drawing/2016/5/14/chartex" xmlns:mc="http://schemas.openxmlformats.org/markup-compatibility/2006" xmlns:aink="http://schemas.microsoft.com/office/drawing/2016/ink" xmlns:am3d="http://schemas.microsoft.com/office/drawing/2017/model3d" xmlns:o="urn:schemas-microsoft-com:office:office" xmlns:oel="http://schemas.microsoft.com/office/2019/extlst" xmlns:r="http://schemas.openxmlformats.org/officeDocument/2006/relationships" xmlns:m="http://schemas.openxmlformats.org/officeDocument/2006/math" xmlns:v="urn:schemas-microsoft-com:vml" xmlns:wp14="http://schemas.microsoft.com/office/word/2010/wordprocessingDrawing" xmlns:wp="http://schemas.openxmlformats.org/drawingml/2006/wordprocessingDrawing" xmlns:w10="urn:schemas-microsoft-com:office:word" xmlns:w="http://schemas.openxmlformats.org/wordprocessingml/2006/main" xmlns:w14="http://schemas.microsoft.com/office/word/2010/wordml" xmlns:w15="http://schemas.microsoft.com/office/word/2012/wordml" xmlns:w16cex="http://schemas.microsoft.com/office/word/2018/wordml/cex" xmlns:w16cid="http://schemas.microsoft.com/office/word/2016/wordml/cid" xmlns:w16="http://schemas.microsoft.com/office/word/2018/wordml" xmlns:w16du="http://schemas.microsoft.com/office/word/2023/wordml/word16du" xmlns:w16sdtdh="http://schemas.microsoft.com/office/word/2020/wordml/sdtdatahash" xmlns:w16sdtfl="http://schemas.microsoft.com/office/word/2024/wordml/sdtformatlock" xmlns:w16se="http://schemas.microsoft.com/office/word/2015/wordml/symex" xmlns:wpg="http://schemas.microsoft.com/office/word/2010/wordprocessingGroup" xmlns:wpi="http://schemas.microsoft.com/office/word/2010/wordprocessingInk" xmlns:wne="http://schemas.microsoft.com/office/word/2006/wordml" xmlns:wps="http://schemas.microsoft.com/office/word/2010/wordprocessingShape" mc:Ignorable="w14 w15 w16se w16cid w16 w16cex w16sdtdh w16sdtfl w16du wp14">
+<w:hdr xmlns:wpc="http://schemas.microsoft.com/office/word/2010/wordprocessingCanvas" xmlns:cx="http://schemas.microsoft.com/office/drawing/2014/chartex" xmlns:cx1="http://schemas.microsoft.com/office/drawing/2015/9/8/chartex" xmlns:cx2="http://schemas.microsoft.com/office/drawing/2015/10/21/chartex" xmlns:cx3="http://schemas.microsoft.com/office/drawing/2016/5/9/chartex" xmlns:cx4="http://schemas.microsoft.com/office/drawing/2016/5/10/chartex" xmlns:cx5="http://schemas.microsoft.com/office/drawing/2016/5/11/chartex" xmlns:cx6="http://schemas.microsoft.com/office/drawing/2016/5/12/chartex" xmlns:cx7="http://schemas.microsoft.com/office/drawing/2016/5/13/chartex" xmlns:cx8="http://schemas.microsoft.com/office/drawing/2016/5/14/chartex" xmlns:mc="http://schemas.openxmlformats.org/markup-compatibility/2006" xmlns:m="http://schemas.openxmlformats.org/officeDocument/2006/math" xmlns:aink="http://schemas.microsoft.com/office/drawing/2016/ink" xmlns:am3d="http://schemas.microsoft.com/office/drawing/2017/model3d" xmlns:oel="http://schemas.microsoft.com/office/2019/extlst" xmlns:r="http://schemas.openxmlformats.org/officeDocument/2006/relationships" xmlns:wp14="http://schemas.microsoft.com/office/word/2010/wordprocessingDrawing" xmlns:wp="http://schemas.openxmlformats.org/drawingml/2006/wordprocessingDrawing" xmlns:wpg="http://schemas.microsoft.com/office/word/2010/wordprocessingGroup" xmlns:wpi="http://schemas.microsoft.com/office/word/2010/wordprocessingInk" xmlns:wps="http://schemas.microsoft.com/office/word/2010/wordprocessingShape" xmlns:o="urn:schemas-microsoft-com:office:office" xmlns:v="urn:schemas-microsoft-com:vml" xmlns:w10="urn:schemas-microsoft-com:office:word" xmlns:w="http://schemas.openxmlformats.org/wordprocessingml/2006/main" xmlns:w14="http://schemas.microsoft.com/office/word/2010/wordml" xmlns:w15="http://schemas.microsoft.com/office/word/2012/wordml" xmlns:w16cei="http://schemas.microsoft.com/office/word/2026/wordml/cei" xmlns:w16cex="http://schemas.microsoft.com/office/word/2018/wordml/cex" xmlns:w16cid="http://schemas.microsoft.com/office/word/2016/wordml/cid" xmlns:w16="http://schemas.microsoft.com/office/word/2018/wordml" xmlns:w16sdtdh="http://schemas.microsoft.com/office/word/2020/wordml/sdtdatahash" xmlns:w16sdtfl="http://schemas.microsoft.com/office/word/2024/wordml/sdtformatlock" xmlns:w16se="http://schemas.microsoft.com/office/word/2015/wordml/symex" xmlns:w16du="http://schemas.microsoft.com/office/word/2023/wordml/word16du" xmlns:wne="http://schemas.microsoft.com/office/word/2006/wordml" mc:Ignorable="w14 w15 w16se w16cid w16 w16cex w16sdtdh w16sdtfl w16du wp14">
   <w:sdt>
     <w:sdtPr>
       <w:rPr>
@@ -4063,7 +4074,7 @@
 </file>
 
 <file path=word/numbering.xml><?xml version="1.0" encoding="utf-8"?>
-<w:numbering xmlns:wpc="http://schemas.microsoft.com/office/word/2010/wordprocessingCanvas" xmlns:cx="http://schemas.microsoft.com/office/drawing/2014/chartex" xmlns:cx1="http://schemas.microsoft.com/office/drawing/2015/9/8/chartex" xmlns:cx2="http://schemas.microsoft.com/office/drawing/2015/10/21/chartex" xmlns:cx3="http://schemas.microsoft.com/office/drawing/2016/5/9/chartex" xmlns:cx4="http://schemas.microsoft.com/office/drawing/2016/5/10/chartex" xmlns:cx5="http://schemas.microsoft.com/office/drawing/2016/5/11/chartex" xmlns:cx6="http://schemas.microsoft.com/office/drawing/2016/5/12/chartex" xmlns:cx7="http://schemas.microsoft.com/office/drawing/2016/5/13/chartex" xmlns:cx8="http://schemas.microsoft.com/office/drawing/2016/5/14/chartex" xmlns:mc="http://schemas.openxmlformats.org/markup-compatibility/2006" xmlns:aink="http://schemas.microsoft.com/office/drawing/2016/ink" xmlns:am3d="http://schemas.microsoft.com/office/drawing/2017/model3d" xmlns:o="urn:schemas-microsoft-com:office:office" xmlns:oel="http://schemas.microsoft.com/office/2019/extlst" xmlns:r="http://schemas.openxmlformats.org/officeDocument/2006/relationships" xmlns:m="http://schemas.openxmlformats.org/officeDocument/2006/math" xmlns:v="urn:schemas-microsoft-com:vml" xmlns:wp14="http://schemas.microsoft.com/office/word/2010/wordprocessingDrawing" xmlns:wp="http://schemas.openxmlformats.org/drawingml/2006/wordprocessingDrawing" xmlns:w10="urn:schemas-microsoft-com:office:word" xmlns:w="http://schemas.openxmlformats.org/wordprocessingml/2006/main" xmlns:w14="http://schemas.microsoft.com/office/word/2010/wordml" xmlns:w15="http://schemas.microsoft.com/office/word/2012/wordml" xmlns:w16cex="http://schemas.microsoft.com/office/word/2018/wordml/cex" xmlns:w16cid="http://schemas.microsoft.com/office/word/2016/wordml/cid" xmlns:w16="http://schemas.microsoft.com/office/word/2018/wordml" xmlns:w16du="http://schemas.microsoft.com/office/word/2023/wordml/word16du" xmlns:w16sdtdh="http://schemas.microsoft.com/office/word/2020/wordml/sdtdatahash" xmlns:w16sdtfl="http://schemas.microsoft.com/office/word/2024/wordml/sdtformatlock" xmlns:w16se="http://schemas.microsoft.com/office/word/2015/wordml/symex" xmlns:wpg="http://schemas.microsoft.com/office/word/2010/wordprocessingGroup" xmlns:wpi="http://schemas.microsoft.com/office/word/2010/wordprocessingInk" xmlns:wne="http://schemas.microsoft.com/office/word/2006/wordml" xmlns:wps="http://schemas.microsoft.com/office/word/2010/wordprocessingShape" mc:Ignorable="w14 w15 w16se w16cid w16 w16cex w16sdtdh w16sdtfl w16du wp14">
+<w:numbering xmlns:wpc="http://schemas.microsoft.com/office/word/2010/wordprocessingCanvas" xmlns:cx="http://schemas.microsoft.com/office/drawing/2014/chartex" xmlns:cx1="http://schemas.microsoft.com/office/drawing/2015/9/8/chartex" xmlns:cx2="http://schemas.microsoft.com/office/drawing/2015/10/21/chartex" xmlns:cx3="http://schemas.microsoft.com/office/drawing/2016/5/9/chartex" xmlns:cx4="http://schemas.microsoft.com/office/drawing/2016/5/10/chartex" xmlns:cx5="http://schemas.microsoft.com/office/drawing/2016/5/11/chartex" xmlns:cx6="http://schemas.microsoft.com/office/drawing/2016/5/12/chartex" xmlns:cx7="http://schemas.microsoft.com/office/drawing/2016/5/13/chartex" xmlns:cx8="http://schemas.microsoft.com/office/drawing/2016/5/14/chartex" xmlns:mc="http://schemas.openxmlformats.org/markup-compatibility/2006" xmlns:m="http://schemas.openxmlformats.org/officeDocument/2006/math" xmlns:aink="http://schemas.microsoft.com/office/drawing/2016/ink" xmlns:am3d="http://schemas.microsoft.com/office/drawing/2017/model3d" xmlns:oel="http://schemas.microsoft.com/office/2019/extlst" xmlns:r="http://schemas.openxmlformats.org/officeDocument/2006/relationships" xmlns:wp14="http://schemas.microsoft.com/office/word/2010/wordprocessingDrawing" xmlns:wp="http://schemas.openxmlformats.org/drawingml/2006/wordprocessingDrawing" xmlns:wpg="http://schemas.microsoft.com/office/word/2010/wordprocessingGroup" xmlns:wpi="http://schemas.microsoft.com/office/word/2010/wordprocessingInk" xmlns:wps="http://schemas.microsoft.com/office/word/2010/wordprocessingShape" xmlns:o="urn:schemas-microsoft-com:office:office" xmlns:v="urn:schemas-microsoft-com:vml" xmlns:w10="urn:schemas-microsoft-com:office:word" xmlns:w="http://schemas.openxmlformats.org/wordprocessingml/2006/main" xmlns:w14="http://schemas.microsoft.com/office/word/2010/wordml" xmlns:w15="http://schemas.microsoft.com/office/word/2012/wordml" xmlns:w16cei="http://schemas.microsoft.com/office/word/2026/wordml/cei" xmlns:w16cex="http://schemas.microsoft.com/office/word/2018/wordml/cex" xmlns:w16cid="http://schemas.microsoft.com/office/word/2016/wordml/cid" xmlns:w16="http://schemas.microsoft.com/office/word/2018/wordml" xmlns:w16sdtdh="http://schemas.microsoft.com/office/word/2020/wordml/sdtdatahash" xmlns:w16sdtfl="http://schemas.microsoft.com/office/word/2024/wordml/sdtformatlock" xmlns:w16se="http://schemas.microsoft.com/office/word/2015/wordml/symex" xmlns:w16du="http://schemas.microsoft.com/office/word/2023/wordml/word16du" xmlns:wne="http://schemas.microsoft.com/office/word/2006/wordml" mc:Ignorable="w14 w15 w16se w16cid w16 w16cex w16sdtdh w16sdtfl w16du wp14">
   <w:abstractNum w:abstractNumId="0" w15:restartNumberingAfterBreak="0">
     <w:nsid w:val="069B1E53"/>
     <w:multiLevelType w:val="hybridMultilevel"/>
@@ -4864,7 +4875,7 @@
 </file>
 
 <file path=word/styles.xml><?xml version="1.0" encoding="utf-8"?>
-<w:styles xmlns:mc="http://schemas.openxmlformats.org/markup-compatibility/2006" xmlns:r="http://schemas.openxmlformats.org/officeDocument/2006/relationships" xmlns:w="http://schemas.openxmlformats.org/wordprocessingml/2006/main" xmlns:w14="http://schemas.microsoft.com/office/word/2010/wordml" xmlns:w15="http://schemas.microsoft.com/office/word/2012/wordml" xmlns:w16cex="http://schemas.microsoft.com/office/word/2018/wordml/cex" xmlns:w16cid="http://schemas.microsoft.com/office/word/2016/wordml/cid" xmlns:w16="http://schemas.microsoft.com/office/word/2018/wordml" xmlns:w16du="http://schemas.microsoft.com/office/word/2023/wordml/word16du" xmlns:w16sdtdh="http://schemas.microsoft.com/office/word/2020/wordml/sdtdatahash" xmlns:w16sdtfl="http://schemas.microsoft.com/office/word/2024/wordml/sdtformatlock" xmlns:w16se="http://schemas.microsoft.com/office/word/2015/wordml/symex" mc:Ignorable="w14 w15 w16se w16cid w16 w16cex w16sdtdh w16sdtfl w16du">
+<w:styles xmlns:mc="http://schemas.openxmlformats.org/markup-compatibility/2006" xmlns:r="http://schemas.openxmlformats.org/officeDocument/2006/relationships" xmlns:w="http://schemas.openxmlformats.org/wordprocessingml/2006/main" xmlns:w14="http://schemas.microsoft.com/office/word/2010/wordml" xmlns:w15="http://schemas.microsoft.com/office/word/2012/wordml" xmlns:w16cex="http://schemas.microsoft.com/office/word/2018/wordml/cex" xmlns:w16cid="http://schemas.microsoft.com/office/word/2016/wordml/cid" xmlns:w16="http://schemas.microsoft.com/office/word/2018/wordml" xmlns:w16sdtdh="http://schemas.microsoft.com/office/word/2020/wordml/sdtdatahash" xmlns:w16sdtfl="http://schemas.microsoft.com/office/word/2024/wordml/sdtformatlock" xmlns:w16se="http://schemas.microsoft.com/office/word/2015/wordml/symex" xmlns:w16du="http://schemas.microsoft.com/office/word/2023/wordml/word16du" mc:Ignorable="w14 w15 w16se w16cid w16 w16cex w16sdtdh w16sdtfl w16du">
   <w:docDefaults>
     <w:rPrDefault>
       <w:rPr>
